--- a/examples/tutorial/doc/03-arima-steps-ahead.docx
+++ b/examples/tutorial/doc/03-arima-steps-ahead.docx
@@ -325,7 +325,7 @@
               <a:graphicData uri="http://schemas.openxmlformats.org/drawingml/2006/picture">
                 <pic:pic>
                   <pic:nvPicPr>
-                    <pic:cNvPr descr="/home/gpca/tspredit/examples/tutorial/doc/03-arima-steps-ahead_files/2311a3ccdefa9666c559bd154e42236a6cdf3fea.png" id="11" name="Picture"/>
+                    <pic:cNvPr descr="C:\Git\cefet-rj-dal\tspredit\examples\tutorial\doc\03-arima-steps-ahead_files/716a4d1e457f97618aa46ca41f6f38e17df76816.png" id="11" name="Picture"/>
                     <pic:cNvPicPr>
                       <a:picLocks noChangeArrowheads="1" noChangeAspect="1"/>
                     </pic:cNvPicPr>
@@ -417,21 +417,449 @@
         <w:rPr>
           <w:rStyle w:val="DecValTok"/>
         </w:rPr>
+        <w:t xml:space="preserve">1</w:t>
+      </w:r>
+      <w:r>
+        <w:rPr>
+          <w:rStyle w:val="NormalTok"/>
+        </w:rPr>
+        <w:t xml:space="preserve">)</w:t>
+      </w:r>
+    </w:p>
+    <w:p>
+      <w:pPr>
+        <w:pStyle w:val="FirstParagraph"/>
+      </w:pPr>
+      <w:r>
+        <w:t xml:space="preserve">We will forecast the last five observations in one shot.</w:t>
+      </w:r>
+    </w:p>
+    <w:p>
+      <w:pPr>
+        <w:pStyle w:val="SourceCode"/>
+      </w:pPr>
+      <w:r>
+        <w:rPr>
+          <w:rStyle w:val="CommentTok"/>
+        </w:rPr>
+        <w:t xml:space="preserve"># Reserve the final five observations for a multi-step-ahead forecast.</w:t>
+      </w:r>
+      <w:r>
+        <w:br/>
+      </w:r>
+      <w:r>
+        <w:rPr>
+          <w:rStyle w:val="NormalTok"/>
+        </w:rPr>
+        <w:t xml:space="preserve">samp </w:t>
+      </w:r>
+      <w:r>
+        <w:rPr>
+          <w:rStyle w:val="OtherTok"/>
+        </w:rPr>
+        <w:t xml:space="preserve">&lt;-</w:t>
+      </w:r>
+      <w:r>
+        <w:rPr>
+          <w:rStyle w:val="NormalTok"/>
+        </w:rPr>
+        <w:t xml:space="preserve"> </w:t>
+      </w:r>
+      <w:r>
+        <w:rPr>
+          <w:rStyle w:val="FunctionTok"/>
+        </w:rPr>
+        <w:t xml:space="preserve">ts_sample</w:t>
+      </w:r>
+      <w:r>
+        <w:rPr>
+          <w:rStyle w:val="NormalTok"/>
+        </w:rPr>
+        <w:t xml:space="preserve">(ts, </w:t>
+      </w:r>
+      <w:r>
+        <w:rPr>
+          <w:rStyle w:val="AttributeTok"/>
+        </w:rPr>
+        <w:t xml:space="preserve">test_size =</w:t>
+      </w:r>
+      <w:r>
+        <w:rPr>
+          <w:rStyle w:val="NormalTok"/>
+        </w:rPr>
+        <w:t xml:space="preserve"> </w:t>
+      </w:r>
+      <w:r>
+        <w:rPr>
+          <w:rStyle w:val="DecValTok"/>
+        </w:rPr>
+        <w:t xml:space="preserve">5</w:t>
+      </w:r>
+      <w:r>
+        <w:rPr>
+          <w:rStyle w:val="NormalTok"/>
+        </w:rPr>
+        <w:t xml:space="preserve">)</w:t>
+      </w:r>
+      <w:r>
+        <w:br/>
+      </w:r>
+      <w:r>
+        <w:rPr>
+          <w:rStyle w:val="FunctionTok"/>
+        </w:rPr>
+        <w:t xml:space="preserve">ts_head</w:t>
+      </w:r>
+      <w:r>
+        <w:rPr>
+          <w:rStyle w:val="NormalTok"/>
+        </w:rPr>
+        <w:t xml:space="preserve">(samp</w:t>
+      </w:r>
+      <w:r>
+        <w:rPr>
+          <w:rStyle w:val="SpecialCharTok"/>
+        </w:rPr>
+        <w:t xml:space="preserve">$</w:t>
+      </w:r>
+      <w:r>
+        <w:rPr>
+          <w:rStyle w:val="NormalTok"/>
+        </w:rPr>
+        <w:t xml:space="preserve">train, </w:t>
+      </w:r>
+      <w:r>
+        <w:rPr>
+          <w:rStyle w:val="DecValTok"/>
+        </w:rPr>
+        <w:t xml:space="preserve">3</w:t>
+      </w:r>
+      <w:r>
+        <w:rPr>
+          <w:rStyle w:val="NormalTok"/>
+        </w:rPr>
+        <w:t xml:space="preserve">)</w:t>
+      </w:r>
+    </w:p>
+    <w:p>
+      <w:pPr>
+        <w:pStyle w:val="SourceCode"/>
+      </w:pPr>
+      <w:r>
+        <w:rPr>
+          <w:rStyle w:val="VerbatimChar"/>
+        </w:rPr>
+        <w:t xml:space="preserve">##             t0</w:t>
+      </w:r>
+      <w:r>
+        <w:br/>
+      </w:r>
+      <w:r>
+        <w:rPr>
+          <w:rStyle w:val="VerbatimChar"/>
+        </w:rPr>
+        <w:t xml:space="preserve">## [1,] 0.0000000</w:t>
+      </w:r>
+      <w:r>
+        <w:br/>
+      </w:r>
+      <w:r>
+        <w:rPr>
+          <w:rStyle w:val="VerbatimChar"/>
+        </w:rPr>
+        <w:t xml:space="preserve">## [2,] 0.2474040</w:t>
+      </w:r>
+      <w:r>
+        <w:br/>
+      </w:r>
+      <w:r>
+        <w:rPr>
+          <w:rStyle w:val="VerbatimChar"/>
+        </w:rPr>
+        <w:t xml:space="preserve">## [3,] 0.4794255</w:t>
+      </w:r>
+    </w:p>
+    <w:p>
+      <w:pPr>
+        <w:pStyle w:val="SourceCode"/>
+      </w:pPr>
+      <w:r>
+        <w:rPr>
+          <w:rStyle w:val="FunctionTok"/>
+        </w:rPr>
+        <w:t xml:space="preserve">ts_head</w:t>
+      </w:r>
+      <w:r>
+        <w:rPr>
+          <w:rStyle w:val="NormalTok"/>
+        </w:rPr>
+        <w:t xml:space="preserve">(samp</w:t>
+      </w:r>
+      <w:r>
+        <w:rPr>
+          <w:rStyle w:val="SpecialCharTok"/>
+        </w:rPr>
+        <w:t xml:space="preserve">$</w:t>
+      </w:r>
+      <w:r>
+        <w:rPr>
+          <w:rStyle w:val="NormalTok"/>
+        </w:rPr>
+        <w:t xml:space="preserve">test, </w:t>
+      </w:r>
+      <w:r>
+        <w:rPr>
+          <w:rStyle w:val="DecValTok"/>
+        </w:rPr>
+        <w:t xml:space="preserve">3</w:t>
+      </w:r>
+      <w:r>
+        <w:rPr>
+          <w:rStyle w:val="NormalTok"/>
+        </w:rPr>
+        <w:t xml:space="preserve">)</w:t>
+      </w:r>
+    </w:p>
+    <w:p>
+      <w:pPr>
+        <w:pStyle w:val="SourceCode"/>
+      </w:pPr>
+      <w:r>
+        <w:rPr>
+          <w:rStyle w:val="VerbatimChar"/>
+        </w:rPr>
+        <w:t xml:space="preserve">##               t0</w:t>
+      </w:r>
+      <w:r>
+        <w:br/>
+      </w:r>
+      <w:r>
+        <w:rPr>
+          <w:rStyle w:val="VerbatimChar"/>
+        </w:rPr>
+        <w:t xml:space="preserve">## [1,]  0.41211849</w:t>
+      </w:r>
+      <w:r>
+        <w:br/>
+      </w:r>
+      <w:r>
+        <w:rPr>
+          <w:rStyle w:val="VerbatimChar"/>
+        </w:rPr>
+        <w:t xml:space="preserve">## [2,]  0.17388949</w:t>
+      </w:r>
+      <w:r>
+        <w:br/>
+      </w:r>
+      <w:r>
+        <w:rPr>
+          <w:rStyle w:val="VerbatimChar"/>
+        </w:rPr>
+        <w:t xml:space="preserve">## [3,] -0.07515112</w:t>
+      </w:r>
+    </w:p>
+    <w:p>
+      <w:pPr>
+        <w:pStyle w:val="FirstParagraph"/>
+      </w:pPr>
+      <w:r>
+        <w:t xml:space="preserve">Next, we fit ARIMA on the training data.</w:t>
+      </w:r>
+    </w:p>
+    <w:p>
+      <w:pPr>
+        <w:pStyle w:val="SourceCode"/>
+      </w:pPr>
+      <w:r>
+        <w:rPr>
+          <w:rStyle w:val="CommentTok"/>
+        </w:rPr>
+        <w:t xml:space="preserve"># Fit the ARIMA model.</w:t>
+      </w:r>
+      <w:r>
+        <w:br/>
+      </w:r>
+      <w:r>
+        <w:rPr>
+          <w:rStyle w:val="NormalTok"/>
+        </w:rPr>
+        <w:t xml:space="preserve">model </w:t>
+      </w:r>
+      <w:r>
+        <w:rPr>
+          <w:rStyle w:val="OtherTok"/>
+        </w:rPr>
+        <w:t xml:space="preserve">&lt;-</w:t>
+      </w:r>
+      <w:r>
+        <w:rPr>
+          <w:rStyle w:val="NormalTok"/>
+        </w:rPr>
+        <w:t xml:space="preserve"> </w:t>
+      </w:r>
+      <w:r>
+        <w:rPr>
+          <w:rStyle w:val="FunctionTok"/>
+        </w:rPr>
+        <w:t xml:space="preserve">ts_arima</w:t>
+      </w:r>
+      <w:r>
+        <w:rPr>
+          <w:rStyle w:val="NormalTok"/>
+        </w:rPr>
+        <w:t xml:space="preserve">(</w:t>
+      </w:r>
+      <w:r>
+        <w:rPr>
+          <w:rStyle w:val="AttributeTok"/>
+        </w:rPr>
+        <w:t xml:space="preserve">p =</w:t>
+      </w:r>
+      <w:r>
+        <w:rPr>
+          <w:rStyle w:val="NormalTok"/>
+        </w:rPr>
+        <w:t xml:space="preserve"> </w:t>
+      </w:r>
+      <w:r>
+        <w:rPr>
+          <w:rStyle w:val="DecValTok"/>
+        </w:rPr>
+        <w:t xml:space="preserve">5</w:t>
+      </w:r>
+      <w:r>
+        <w:rPr>
+          <w:rStyle w:val="NormalTok"/>
+        </w:rPr>
+        <w:t xml:space="preserve">, </w:t>
+      </w:r>
+      <w:r>
+        <w:rPr>
+          <w:rStyle w:val="AttributeTok"/>
+        </w:rPr>
+        <w:t xml:space="preserve">d =</w:t>
+      </w:r>
+      <w:r>
+        <w:rPr>
+          <w:rStyle w:val="NormalTok"/>
+        </w:rPr>
+        <w:t xml:space="preserve"> </w:t>
+      </w:r>
+      <w:r>
+        <w:rPr>
+          <w:rStyle w:val="DecValTok"/>
+        </w:rPr>
         <w:t xml:space="preserve">0</w:t>
       </w:r>
       <w:r>
         <w:rPr>
           <w:rStyle w:val="NormalTok"/>
         </w:rPr>
+        <w:t xml:space="preserve">, </w:t>
+      </w:r>
+      <w:r>
+        <w:rPr>
+          <w:rStyle w:val="AttributeTok"/>
+        </w:rPr>
+        <w:t xml:space="preserve">q =</w:t>
+      </w:r>
+      <w:r>
+        <w:rPr>
+          <w:rStyle w:val="NormalTok"/>
+        </w:rPr>
+        <w:t xml:space="preserve"> </w:t>
+      </w:r>
+      <w:r>
+        <w:rPr>
+          <w:rStyle w:val="DecValTok"/>
+        </w:rPr>
+        <w:t xml:space="preserve">0</w:t>
+      </w:r>
+      <w:r>
+        <w:rPr>
+          <w:rStyle w:val="NormalTok"/>
+        </w:rPr>
         <w:t xml:space="preserve">)</w:t>
       </w:r>
+      <w:r>
+        <w:br/>
+      </w:r>
+      <w:r>
+        <w:rPr>
+          <w:rStyle w:val="FunctionTok"/>
+        </w:rPr>
+        <w:t xml:space="preserve">set_example_seed</w:t>
+      </w:r>
+      <w:r>
+        <w:rPr>
+          <w:rStyle w:val="NormalTok"/>
+        </w:rPr>
+        <w:t xml:space="preserve">()</w:t>
+      </w:r>
+      <w:r>
+        <w:br/>
+      </w:r>
+      <w:r>
+        <w:rPr>
+          <w:rStyle w:val="NormalTok"/>
+        </w:rPr>
+        <w:t xml:space="preserve">model </w:t>
+      </w:r>
+      <w:r>
+        <w:rPr>
+          <w:rStyle w:val="OtherTok"/>
+        </w:rPr>
+        <w:t xml:space="preserve">&lt;-</w:t>
+      </w:r>
+      <w:r>
+        <w:rPr>
+          <w:rStyle w:val="NormalTok"/>
+        </w:rPr>
+        <w:t xml:space="preserve"> </w:t>
+      </w:r>
+      <w:r>
+        <w:rPr>
+          <w:rStyle w:val="FunctionTok"/>
+        </w:rPr>
+        <w:t xml:space="preserve">fit</w:t>
+      </w:r>
+      <w:r>
+        <w:rPr>
+          <w:rStyle w:val="NormalTok"/>
+        </w:rPr>
+        <w:t xml:space="preserve">(model, </w:t>
+      </w:r>
+      <w:r>
+        <w:rPr>
+          <w:rStyle w:val="AttributeTok"/>
+        </w:rPr>
+        <w:t xml:space="preserve">x =</w:t>
+      </w:r>
+      <w:r>
+        <w:rPr>
+          <w:rStyle w:val="NormalTok"/>
+        </w:rPr>
+        <w:t xml:space="preserve"> samp</w:t>
+      </w:r>
+      <w:r>
+        <w:rPr>
+          <w:rStyle w:val="SpecialCharTok"/>
+        </w:rPr>
+        <w:t xml:space="preserve">$</w:t>
+      </w:r>
+      <w:r>
+        <w:rPr>
+          <w:rStyle w:val="NormalTok"/>
+        </w:rPr>
+        <w:t xml:space="preserve">train)</w:t>
+      </w:r>
     </w:p>
     <w:p>
       <w:pPr>
         <w:pStyle w:val="FirstParagraph"/>
       </w:pPr>
       <w:r>
-        <w:t xml:space="preserve">We will forecast the last five observations in one shot.</w:t>
+        <w:t xml:space="preserve">Now we ask for five steps ahead directly. In this mode, the model projects forward without observing the intermediate true values.</w:t>
       </w:r>
     </w:p>
     <w:p>
@@ -442,16 +870,16 @@
         <w:rPr>
           <w:rStyle w:val="CommentTok"/>
         </w:rPr>
-        <w:t xml:space="preserve"># Reserve the final five observations for a multi-step-ahead forecast.</w:t>
-      </w:r>
-      <w:r>
-        <w:br/>
-      </w:r>
-      <w:r>
-        <w:rPr>
-          <w:rStyle w:val="NormalTok"/>
-        </w:rPr>
-        <w:t xml:space="preserve">samp </w:t>
+        <w:t xml:space="preserve"># Forecast five future values directly from the trained model.</w:t>
+      </w:r>
+      <w:r>
+        <w:br/>
+      </w:r>
+      <w:r>
+        <w:rPr>
+          <w:rStyle w:val="NormalTok"/>
+        </w:rPr>
+        <w:t xml:space="preserve">prediction </w:t>
       </w:r>
       <w:r>
         <w:rPr>
@@ -469,19 +897,55 @@
         <w:rPr>
           <w:rStyle w:val="FunctionTok"/>
         </w:rPr>
-        <w:t xml:space="preserve">ts_sample</w:t>
-      </w:r>
-      <w:r>
-        <w:rPr>
-          <w:rStyle w:val="NormalTok"/>
-        </w:rPr>
-        <w:t xml:space="preserve">(ts, </w:t>
+        <w:t xml:space="preserve">predict</w:t>
+      </w:r>
+      <w:r>
+        <w:rPr>
+          <w:rStyle w:val="NormalTok"/>
+        </w:rPr>
+        <w:t xml:space="preserve">(model, </w:t>
       </w:r>
       <w:r>
         <w:rPr>
           <w:rStyle w:val="AttributeTok"/>
         </w:rPr>
-        <w:t xml:space="preserve">test_size =</w:t>
+        <w:t xml:space="preserve">x =</w:t>
+      </w:r>
+      <w:r>
+        <w:rPr>
+          <w:rStyle w:val="NormalTok"/>
+        </w:rPr>
+        <w:t xml:space="preserve"> samp</w:t>
+      </w:r>
+      <w:r>
+        <w:rPr>
+          <w:rStyle w:val="SpecialCharTok"/>
+        </w:rPr>
+        <w:t xml:space="preserve">$</w:t>
+      </w:r>
+      <w:r>
+        <w:rPr>
+          <w:rStyle w:val="NormalTok"/>
+        </w:rPr>
+        <w:t xml:space="preserve">test[</w:t>
+      </w:r>
+      <w:r>
+        <w:rPr>
+          <w:rStyle w:val="DecValTok"/>
+        </w:rPr>
+        <w:t xml:space="preserve">1</w:t>
+      </w:r>
+      <w:r>
+        <w:rPr>
+          <w:rStyle w:val="NormalTok"/>
+        </w:rPr>
+        <w:t xml:space="preserve">], </w:t>
+      </w:r>
+      <w:r>
+        <w:rPr>
+          <w:rStyle w:val="AttributeTok"/>
+        </w:rPr>
+        <w:t xml:space="preserve">steps_ahead =</w:t>
       </w:r>
       <w:r>
         <w:rPr>
@@ -506,9 +970,63 @@
       </w:r>
       <w:r>
         <w:rPr>
+          <w:rStyle w:val="NormalTok"/>
+        </w:rPr>
+        <w:t xml:space="preserve">prediction </w:t>
+      </w:r>
+      <w:r>
+        <w:rPr>
+          <w:rStyle w:val="OtherTok"/>
+        </w:rPr>
+        <w:t xml:space="preserve">&lt;-</w:t>
+      </w:r>
+      <w:r>
+        <w:rPr>
+          <w:rStyle w:val="NormalTok"/>
+        </w:rPr>
+        <w:t xml:space="preserve"> </w:t>
+      </w:r>
+      <w:r>
+        <w:rPr>
           <w:rStyle w:val="FunctionTok"/>
         </w:rPr>
-        <w:t xml:space="preserve">ts_head</w:t>
+        <w:t xml:space="preserve">as.vector</w:t>
+      </w:r>
+      <w:r>
+        <w:rPr>
+          <w:rStyle w:val="NormalTok"/>
+        </w:rPr>
+        <w:t xml:space="preserve">(prediction)</w:t>
+      </w:r>
+      <w:r>
+        <w:br/>
+      </w:r>
+      <w:r>
+        <w:br/>
+      </w:r>
+      <w:r>
+        <w:rPr>
+          <w:rStyle w:val="NormalTok"/>
+        </w:rPr>
+        <w:t xml:space="preserve">output </w:t>
+      </w:r>
+      <w:r>
+        <w:rPr>
+          <w:rStyle w:val="OtherTok"/>
+        </w:rPr>
+        <w:t xml:space="preserve">&lt;-</w:t>
+      </w:r>
+      <w:r>
+        <w:rPr>
+          <w:rStyle w:val="NormalTok"/>
+        </w:rPr>
+        <w:t xml:space="preserve"> </w:t>
+      </w:r>
+      <w:r>
+        <w:rPr>
+          <w:rStyle w:val="FunctionTok"/>
+        </w:rPr>
+        <w:t xml:space="preserve">as.vector</w:t>
       </w:r>
       <w:r>
         <w:rPr>
@@ -526,13 +1044,325 @@
         <w:rPr>
           <w:rStyle w:val="NormalTok"/>
         </w:rPr>
-        <w:t xml:space="preserve">train, </w:t>
-      </w:r>
-      <w:r>
-        <w:rPr>
-          <w:rStyle w:val="DecValTok"/>
-        </w:rPr>
-        <w:t xml:space="preserve">3</w:t>
+        <w:t xml:space="preserve">test)</w:t>
+      </w:r>
+      <w:r>
+        <w:br/>
+      </w:r>
+      <w:r>
+        <w:rPr>
+          <w:rStyle w:val="NormalTok"/>
+        </w:rPr>
+        <w:t xml:space="preserve">ev_test </w:t>
+      </w:r>
+      <w:r>
+        <w:rPr>
+          <w:rStyle w:val="OtherTok"/>
+        </w:rPr>
+        <w:t xml:space="preserve">&lt;-</w:t>
+      </w:r>
+      <w:r>
+        <w:rPr>
+          <w:rStyle w:val="NormalTok"/>
+        </w:rPr>
+        <w:t xml:space="preserve"> </w:t>
+      </w:r>
+      <w:r>
+        <w:rPr>
+          <w:rStyle w:val="FunctionTok"/>
+        </w:rPr>
+        <w:t xml:space="preserve">evaluate</w:t>
+      </w:r>
+      <w:r>
+        <w:rPr>
+          <w:rStyle w:val="NormalTok"/>
+        </w:rPr>
+        <w:t xml:space="preserve">(model, output, prediction)</w:t>
+      </w:r>
+      <w:r>
+        <w:br/>
+      </w:r>
+      <w:r>
+        <w:rPr>
+          <w:rStyle w:val="NormalTok"/>
+        </w:rPr>
+        <w:t xml:space="preserve">ev_test</w:t>
+      </w:r>
+    </w:p>
+    <w:p>
+      <w:pPr>
+        <w:pStyle w:val="SourceCode"/>
+      </w:pPr>
+      <w:r>
+        <w:rPr>
+          <w:rStyle w:val="VerbatimChar"/>
+        </w:rPr>
+        <w:t xml:space="preserve">## $values</w:t>
+      </w:r>
+      <w:r>
+        <w:br/>
+      </w:r>
+      <w:r>
+        <w:rPr>
+          <w:rStyle w:val="VerbatimChar"/>
+        </w:rPr>
+        <w:t xml:space="preserve">## [1]  0.41211849  0.17388949 -0.07515112 -0.31951919 -0.54402111</w:t>
+      </w:r>
+      <w:r>
+        <w:br/>
+      </w:r>
+      <w:r>
+        <w:rPr>
+          <w:rStyle w:val="VerbatimChar"/>
+        </w:rPr>
+        <w:t xml:space="preserve">## </w:t>
+      </w:r>
+      <w:r>
+        <w:br/>
+      </w:r>
+      <w:r>
+        <w:rPr>
+          <w:rStyle w:val="VerbatimChar"/>
+        </w:rPr>
+        <w:t xml:space="preserve">## $prediction</w:t>
+      </w:r>
+      <w:r>
+        <w:br/>
+      </w:r>
+      <w:r>
+        <w:rPr>
+          <w:rStyle w:val="VerbatimChar"/>
+        </w:rPr>
+        <w:t xml:space="preserve">## [1]  0.41211864  0.17388950 -0.07515067 -0.31951916 -0.54402029</w:t>
+      </w:r>
+      <w:r>
+        <w:br/>
+      </w:r>
+      <w:r>
+        <w:rPr>
+          <w:rStyle w:val="VerbatimChar"/>
+        </w:rPr>
+        <w:t xml:space="preserve">## </w:t>
+      </w:r>
+      <w:r>
+        <w:br/>
+      </w:r>
+      <w:r>
+        <w:rPr>
+          <w:rStyle w:val="VerbatimChar"/>
+        </w:rPr>
+        <w:t xml:space="preserve">## $smape</w:t>
+      </w:r>
+      <w:r>
+        <w:br/>
+      </w:r>
+      <w:r>
+        <w:rPr>
+          <w:rStyle w:val="VerbatimChar"/>
+        </w:rPr>
+        <w:t xml:space="preserve">## [1] 1.605749e-06</w:t>
+      </w:r>
+      <w:r>
+        <w:br/>
+      </w:r>
+      <w:r>
+        <w:rPr>
+          <w:rStyle w:val="VerbatimChar"/>
+        </w:rPr>
+        <w:t xml:space="preserve">## </w:t>
+      </w:r>
+      <w:r>
+        <w:br/>
+      </w:r>
+      <w:r>
+        <w:rPr>
+          <w:rStyle w:val="VerbatimChar"/>
+        </w:rPr>
+        <w:t xml:space="preserve">## $mse</w:t>
+      </w:r>
+      <w:r>
+        <w:br/>
+      </w:r>
+      <w:r>
+        <w:rPr>
+          <w:rStyle w:val="VerbatimChar"/>
+        </w:rPr>
+        <w:t xml:space="preserve">## [1] 1.812958e-13</w:t>
+      </w:r>
+      <w:r>
+        <w:br/>
+      </w:r>
+      <w:r>
+        <w:rPr>
+          <w:rStyle w:val="VerbatimChar"/>
+        </w:rPr>
+        <w:t xml:space="preserve">## </w:t>
+      </w:r>
+      <w:r>
+        <w:br/>
+      </w:r>
+      <w:r>
+        <w:rPr>
+          <w:rStyle w:val="VerbatimChar"/>
+        </w:rPr>
+        <w:t xml:space="preserve">## $R2</w:t>
+      </w:r>
+      <w:r>
+        <w:br/>
+      </w:r>
+      <w:r>
+        <w:rPr>
+          <w:rStyle w:val="VerbatimChar"/>
+        </w:rPr>
+        <w:t xml:space="preserve">## [1] 1</w:t>
+      </w:r>
+      <w:r>
+        <w:br/>
+      </w:r>
+      <w:r>
+        <w:rPr>
+          <w:rStyle w:val="VerbatimChar"/>
+        </w:rPr>
+        <w:t xml:space="preserve">## </w:t>
+      </w:r>
+      <w:r>
+        <w:br/>
+      </w:r>
+      <w:r>
+        <w:rPr>
+          <w:rStyle w:val="VerbatimChar"/>
+        </w:rPr>
+        <w:t xml:space="preserve">## $metrics</w:t>
+      </w:r>
+      <w:r>
+        <w:br/>
+      </w:r>
+      <w:r>
+        <w:rPr>
+          <w:rStyle w:val="VerbatimChar"/>
+        </w:rPr>
+        <w:t xml:space="preserve">##            mse        smape R2</w:t>
+      </w:r>
+      <w:r>
+        <w:br/>
+      </w:r>
+      <w:r>
+        <w:rPr>
+          <w:rStyle w:val="VerbatimChar"/>
+        </w:rPr>
+        <w:t xml:space="preserve">## 1 1.812958e-13 1.605749e-06  1</w:t>
+      </w:r>
+    </w:p>
+    <w:p>
+      <w:pPr>
+        <w:pStyle w:val="FirstParagraph"/>
+      </w:pPr>
+      <w:r>
+        <w:t xml:space="preserve">It is useful to compare the forecasted trajectory against the true held-out values.</w:t>
+      </w:r>
+    </w:p>
+    <w:p>
+      <w:pPr>
+        <w:pStyle w:val="SourceCode"/>
+      </w:pPr>
+      <w:r>
+        <w:rPr>
+          <w:rStyle w:val="CommentTok"/>
+        </w:rPr>
+        <w:t xml:space="preserve"># Show the five-step-ahead forecast next to the observed horizon.</w:t>
+      </w:r>
+      <w:r>
+        <w:br/>
+      </w:r>
+      <w:r>
+        <w:rPr>
+          <w:rStyle w:val="FunctionTok"/>
+        </w:rPr>
+        <w:t xml:space="preserve">data.frame</w:t>
+      </w:r>
+      <w:r>
+        <w:rPr>
+          <w:rStyle w:val="NormalTok"/>
+        </w:rPr>
+        <w:t xml:space="preserve">(</w:t>
+      </w:r>
+      <w:r>
+        <w:br/>
+      </w:r>
+      <w:r>
+        <w:rPr>
+          <w:rStyle w:val="NormalTok"/>
+        </w:rPr>
+        <w:t xml:space="preserve">  </w:t>
+      </w:r>
+      <w:r>
+        <w:rPr>
+          <w:rStyle w:val="AttributeTok"/>
+        </w:rPr>
+        <w:t xml:space="preserve">step =</w:t>
+      </w:r>
+      <w:r>
+        <w:rPr>
+          <w:rStyle w:val="NormalTok"/>
+        </w:rPr>
+        <w:t xml:space="preserve"> </w:t>
+      </w:r>
+      <w:r>
+        <w:rPr>
+          <w:rStyle w:val="FunctionTok"/>
+        </w:rPr>
+        <w:t xml:space="preserve">seq_along</w:t>
+      </w:r>
+      <w:r>
+        <w:rPr>
+          <w:rStyle w:val="NormalTok"/>
+        </w:rPr>
+        <w:t xml:space="preserve">(output),</w:t>
+      </w:r>
+      <w:r>
+        <w:br/>
+      </w:r>
+      <w:r>
+        <w:rPr>
+          <w:rStyle w:val="NormalTok"/>
+        </w:rPr>
+        <w:t xml:space="preserve">  </w:t>
+      </w:r>
+      <w:r>
+        <w:rPr>
+          <w:rStyle w:val="AttributeTok"/>
+        </w:rPr>
+        <w:t xml:space="preserve">observed =</w:t>
+      </w:r>
+      <w:r>
+        <w:rPr>
+          <w:rStyle w:val="NormalTok"/>
+        </w:rPr>
+        <w:t xml:space="preserve"> output,</w:t>
+      </w:r>
+      <w:r>
+        <w:br/>
+      </w:r>
+      <w:r>
+        <w:rPr>
+          <w:rStyle w:val="NormalTok"/>
+        </w:rPr>
+        <w:t xml:space="preserve">  </w:t>
+      </w:r>
+      <w:r>
+        <w:rPr>
+          <w:rStyle w:val="AttributeTok"/>
+        </w:rPr>
+        <w:t xml:space="preserve">predicted =</w:t>
+      </w:r>
+      <w:r>
+        <w:rPr>
+          <w:rStyle w:val="NormalTok"/>
+        </w:rPr>
+        <w:t xml:space="preserve"> prediction</w:t>
+      </w:r>
+      <w:r>
+        <w:br/>
       </w:r>
       <w:r>
         <w:rPr>
@@ -549,7 +1379,7 @@
         <w:rPr>
           <w:rStyle w:val="VerbatimChar"/>
         </w:rPr>
-        <w:t xml:space="preserve">##             t0</w:t>
+        <w:t xml:space="preserve">##   step    observed   predicted</w:t>
       </w:r>
       <w:r>
         <w:br/>
@@ -558,7 +1388,7 @@
         <w:rPr>
           <w:rStyle w:val="VerbatimChar"/>
         </w:rPr>
-        <w:t xml:space="preserve">## [1,] 0.0000000</w:t>
+        <w:t xml:space="preserve">## 1    1  0.41211849  0.41211864</w:t>
       </w:r>
       <w:r>
         <w:br/>
@@ -567,7 +1397,7 @@
         <w:rPr>
           <w:rStyle w:val="VerbatimChar"/>
         </w:rPr>
-        <w:t xml:space="preserve">## [2,] 0.2474040</w:t>
+        <w:t xml:space="preserve">## 2    2  0.17388949  0.17388950</w:t>
       </w:r>
       <w:r>
         <w:br/>
@@ -576,59 +1406,16 @@
         <w:rPr>
           <w:rStyle w:val="VerbatimChar"/>
         </w:rPr>
-        <w:t xml:space="preserve">## [3,] 0.4794255</w:t>
-      </w:r>
-    </w:p>
-    <w:p>
-      <w:pPr>
-        <w:pStyle w:val="SourceCode"/>
-      </w:pPr>
-      <w:r>
-        <w:rPr>
-          <w:rStyle w:val="FunctionTok"/>
-        </w:rPr>
-        <w:t xml:space="preserve">ts_head</w:t>
-      </w:r>
-      <w:r>
-        <w:rPr>
-          <w:rStyle w:val="NormalTok"/>
-        </w:rPr>
-        <w:t xml:space="preserve">(samp</w:t>
-      </w:r>
-      <w:r>
-        <w:rPr>
-          <w:rStyle w:val="SpecialCharTok"/>
-        </w:rPr>
-        <w:t xml:space="preserve">$</w:t>
-      </w:r>
-      <w:r>
-        <w:rPr>
-          <w:rStyle w:val="NormalTok"/>
-        </w:rPr>
-        <w:t xml:space="preserve">test, </w:t>
-      </w:r>
-      <w:r>
-        <w:rPr>
-          <w:rStyle w:val="DecValTok"/>
-        </w:rPr>
-        <w:t xml:space="preserve">3</w:t>
-      </w:r>
-      <w:r>
-        <w:rPr>
-          <w:rStyle w:val="NormalTok"/>
-        </w:rPr>
-        <w:t xml:space="preserve">)</w:t>
-      </w:r>
-    </w:p>
-    <w:p>
-      <w:pPr>
-        <w:pStyle w:val="SourceCode"/>
-      </w:pPr>
+        <w:t xml:space="preserve">## 3    3 -0.07515112 -0.07515067</w:t>
+      </w:r>
+      <w:r>
+        <w:br/>
+      </w:r>
       <w:r>
         <w:rPr>
           <w:rStyle w:val="VerbatimChar"/>
         </w:rPr>
-        <w:t xml:space="preserve">##               t0</w:t>
+        <w:t xml:space="preserve">## 4    4 -0.31951919 -0.31951916</w:t>
       </w:r>
       <w:r>
         <w:br/>
@@ -637,794 +1424,7 @@
         <w:rPr>
           <w:rStyle w:val="VerbatimChar"/>
         </w:rPr>
-        <w:t xml:space="preserve">## [1,]  0.41211849</w:t>
-      </w:r>
-      <w:r>
-        <w:br/>
-      </w:r>
-      <w:r>
-        <w:rPr>
-          <w:rStyle w:val="VerbatimChar"/>
-        </w:rPr>
-        <w:t xml:space="preserve">## [2,]  0.17388949</w:t>
-      </w:r>
-      <w:r>
-        <w:br/>
-      </w:r>
-      <w:r>
-        <w:rPr>
-          <w:rStyle w:val="VerbatimChar"/>
-        </w:rPr>
-        <w:t xml:space="preserve">## [3,] -0.07515112</w:t>
-      </w:r>
-    </w:p>
-    <w:p>
-      <w:pPr>
-        <w:pStyle w:val="FirstParagraph"/>
-      </w:pPr>
-      <w:r>
-        <w:t xml:space="preserve">Next, we fit ARIMA on the training data.</w:t>
-      </w:r>
-    </w:p>
-    <w:p>
-      <w:pPr>
-        <w:pStyle w:val="SourceCode"/>
-      </w:pPr>
-      <w:r>
-        <w:rPr>
-          <w:rStyle w:val="CommentTok"/>
-        </w:rPr>
-        <w:t xml:space="preserve"># Fit the ARIMA model.</w:t>
-      </w:r>
-      <w:r>
-        <w:br/>
-      </w:r>
-      <w:r>
-        <w:rPr>
-          <w:rStyle w:val="NormalTok"/>
-        </w:rPr>
-        <w:t xml:space="preserve">model </w:t>
-      </w:r>
-      <w:r>
-        <w:rPr>
-          <w:rStyle w:val="OtherTok"/>
-        </w:rPr>
-        <w:t xml:space="preserve">&lt;-</w:t>
-      </w:r>
-      <w:r>
-        <w:rPr>
-          <w:rStyle w:val="NormalTok"/>
-        </w:rPr>
-        <w:t xml:space="preserve"> </w:t>
-      </w:r>
-      <w:r>
-        <w:rPr>
-          <w:rStyle w:val="FunctionTok"/>
-        </w:rPr>
-        <w:t xml:space="preserve">ts_arima</w:t>
-      </w:r>
-      <w:r>
-        <w:rPr>
-          <w:rStyle w:val="NormalTok"/>
-        </w:rPr>
-        <w:t xml:space="preserve">(</w:t>
-      </w:r>
-      <w:r>
-        <w:rPr>
-          <w:rStyle w:val="AttributeTok"/>
-        </w:rPr>
-        <w:t xml:space="preserve">p =</w:t>
-      </w:r>
-      <w:r>
-        <w:rPr>
-          <w:rStyle w:val="NormalTok"/>
-        </w:rPr>
-        <w:t xml:space="preserve"> </w:t>
-      </w:r>
-      <w:r>
-        <w:rPr>
-          <w:rStyle w:val="DecValTok"/>
-        </w:rPr>
-        <w:t xml:space="preserve">5</w:t>
-      </w:r>
-      <w:r>
-        <w:rPr>
-          <w:rStyle w:val="NormalTok"/>
-        </w:rPr>
-        <w:t xml:space="preserve">, </w:t>
-      </w:r>
-      <w:r>
-        <w:rPr>
-          <w:rStyle w:val="AttributeTok"/>
-        </w:rPr>
-        <w:t xml:space="preserve">d =</w:t>
-      </w:r>
-      <w:r>
-        <w:rPr>
-          <w:rStyle w:val="NormalTok"/>
-        </w:rPr>
-        <w:t xml:space="preserve"> </w:t>
-      </w:r>
-      <w:r>
-        <w:rPr>
-          <w:rStyle w:val="DecValTok"/>
-        </w:rPr>
-        <w:t xml:space="preserve">0</w:t>
-      </w:r>
-      <w:r>
-        <w:rPr>
-          <w:rStyle w:val="NormalTok"/>
-        </w:rPr>
-        <w:t xml:space="preserve">, </w:t>
-      </w:r>
-      <w:r>
-        <w:rPr>
-          <w:rStyle w:val="AttributeTok"/>
-        </w:rPr>
-        <w:t xml:space="preserve">q =</w:t>
-      </w:r>
-      <w:r>
-        <w:rPr>
-          <w:rStyle w:val="NormalTok"/>
-        </w:rPr>
-        <w:t xml:space="preserve"> </w:t>
-      </w:r>
-      <w:r>
-        <w:rPr>
-          <w:rStyle w:val="DecValTok"/>
-        </w:rPr>
-        <w:t xml:space="preserve">0</w:t>
-      </w:r>
-      <w:r>
-        <w:rPr>
-          <w:rStyle w:val="NormalTok"/>
-        </w:rPr>
-        <w:t xml:space="preserve">)</w:t>
-      </w:r>
-      <w:r>
-        <w:br/>
-      </w:r>
-      <w:r>
-        <w:rPr>
-          <w:rStyle w:val="FunctionTok"/>
-        </w:rPr>
-        <w:t xml:space="preserve">set_example_seed</w:t>
-      </w:r>
-      <w:r>
-        <w:rPr>
-          <w:rStyle w:val="NormalTok"/>
-        </w:rPr>
-        <w:t xml:space="preserve">()</w:t>
-      </w:r>
-      <w:r>
-        <w:br/>
-      </w:r>
-      <w:r>
-        <w:rPr>
-          <w:rStyle w:val="NormalTok"/>
-        </w:rPr>
-        <w:t xml:space="preserve">model </w:t>
-      </w:r>
-      <w:r>
-        <w:rPr>
-          <w:rStyle w:val="OtherTok"/>
-        </w:rPr>
-        <w:t xml:space="preserve">&lt;-</w:t>
-      </w:r>
-      <w:r>
-        <w:rPr>
-          <w:rStyle w:val="NormalTok"/>
-        </w:rPr>
-        <w:t xml:space="preserve"> </w:t>
-      </w:r>
-      <w:r>
-        <w:rPr>
-          <w:rStyle w:val="FunctionTok"/>
-        </w:rPr>
-        <w:t xml:space="preserve">fit</w:t>
-      </w:r>
-      <w:r>
-        <w:rPr>
-          <w:rStyle w:val="NormalTok"/>
-        </w:rPr>
-        <w:t xml:space="preserve">(model, </w:t>
-      </w:r>
-      <w:r>
-        <w:rPr>
-          <w:rStyle w:val="AttributeTok"/>
-        </w:rPr>
-        <w:t xml:space="preserve">x =</w:t>
-      </w:r>
-      <w:r>
-        <w:rPr>
-          <w:rStyle w:val="NormalTok"/>
-        </w:rPr>
-        <w:t xml:space="preserve"> samp</w:t>
-      </w:r>
-      <w:r>
-        <w:rPr>
-          <w:rStyle w:val="SpecialCharTok"/>
-        </w:rPr>
-        <w:t xml:space="preserve">$</w:t>
-      </w:r>
-      <w:r>
-        <w:rPr>
-          <w:rStyle w:val="NormalTok"/>
-        </w:rPr>
-        <w:t xml:space="preserve">train)</w:t>
-      </w:r>
-    </w:p>
-    <w:p>
-      <w:pPr>
-        <w:pStyle w:val="FirstParagraph"/>
-      </w:pPr>
-      <w:r>
-        <w:t xml:space="preserve">Now we ask for five steps ahead directly. In this mode, the model projects forward without observing the intermediate true values.</w:t>
-      </w:r>
-    </w:p>
-    <w:p>
-      <w:pPr>
-        <w:pStyle w:val="SourceCode"/>
-      </w:pPr>
-      <w:r>
-        <w:rPr>
-          <w:rStyle w:val="CommentTok"/>
-        </w:rPr>
-        <w:t xml:space="preserve"># Forecast five future values directly from the trained model.</w:t>
-      </w:r>
-      <w:r>
-        <w:br/>
-      </w:r>
-      <w:r>
-        <w:rPr>
-          <w:rStyle w:val="NormalTok"/>
-        </w:rPr>
-        <w:t xml:space="preserve">prediction </w:t>
-      </w:r>
-      <w:r>
-        <w:rPr>
-          <w:rStyle w:val="OtherTok"/>
-        </w:rPr>
-        <w:t xml:space="preserve">&lt;-</w:t>
-      </w:r>
-      <w:r>
-        <w:rPr>
-          <w:rStyle w:val="NormalTok"/>
-        </w:rPr>
-        <w:t xml:space="preserve"> </w:t>
-      </w:r>
-      <w:r>
-        <w:rPr>
-          <w:rStyle w:val="FunctionTok"/>
-        </w:rPr>
-        <w:t xml:space="preserve">predict</w:t>
-      </w:r>
-      <w:r>
-        <w:rPr>
-          <w:rStyle w:val="NormalTok"/>
-        </w:rPr>
-        <w:t xml:space="preserve">(model, </w:t>
-      </w:r>
-      <w:r>
-        <w:rPr>
-          <w:rStyle w:val="AttributeTok"/>
-        </w:rPr>
-        <w:t xml:space="preserve">x =</w:t>
-      </w:r>
-      <w:r>
-        <w:rPr>
-          <w:rStyle w:val="NormalTok"/>
-        </w:rPr>
-        <w:t xml:space="preserve"> samp</w:t>
-      </w:r>
-      <w:r>
-        <w:rPr>
-          <w:rStyle w:val="SpecialCharTok"/>
-        </w:rPr>
-        <w:t xml:space="preserve">$</w:t>
-      </w:r>
-      <w:r>
-        <w:rPr>
-          <w:rStyle w:val="NormalTok"/>
-        </w:rPr>
-        <w:t xml:space="preserve">test[</w:t>
-      </w:r>
-      <w:r>
-        <w:rPr>
-          <w:rStyle w:val="DecValTok"/>
-        </w:rPr>
-        <w:t xml:space="preserve">1</w:t>
-      </w:r>
-      <w:r>
-        <w:rPr>
-          <w:rStyle w:val="NormalTok"/>
-        </w:rPr>
-        <w:t xml:space="preserve">], </w:t>
-      </w:r>
-      <w:r>
-        <w:rPr>
-          <w:rStyle w:val="AttributeTok"/>
-        </w:rPr>
-        <w:t xml:space="preserve">steps_ahead =</w:t>
-      </w:r>
-      <w:r>
-        <w:rPr>
-          <w:rStyle w:val="NormalTok"/>
-        </w:rPr>
-        <w:t xml:space="preserve"> </w:t>
-      </w:r>
-      <w:r>
-        <w:rPr>
-          <w:rStyle w:val="DecValTok"/>
-        </w:rPr>
-        <w:t xml:space="preserve">5</w:t>
-      </w:r>
-      <w:r>
-        <w:rPr>
-          <w:rStyle w:val="NormalTok"/>
-        </w:rPr>
-        <w:t xml:space="preserve">)</w:t>
-      </w:r>
-      <w:r>
-        <w:br/>
-      </w:r>
-      <w:r>
-        <w:rPr>
-          <w:rStyle w:val="NormalTok"/>
-        </w:rPr>
-        <w:t xml:space="preserve">prediction </w:t>
-      </w:r>
-      <w:r>
-        <w:rPr>
-          <w:rStyle w:val="OtherTok"/>
-        </w:rPr>
-        <w:t xml:space="preserve">&lt;-</w:t>
-      </w:r>
-      <w:r>
-        <w:rPr>
-          <w:rStyle w:val="NormalTok"/>
-        </w:rPr>
-        <w:t xml:space="preserve"> </w:t>
-      </w:r>
-      <w:r>
-        <w:rPr>
-          <w:rStyle w:val="FunctionTok"/>
-        </w:rPr>
-        <w:t xml:space="preserve">as.vector</w:t>
-      </w:r>
-      <w:r>
-        <w:rPr>
-          <w:rStyle w:val="NormalTok"/>
-        </w:rPr>
-        <w:t xml:space="preserve">(prediction)</w:t>
-      </w:r>
-      <w:r>
-        <w:br/>
-      </w:r>
-      <w:r>
-        <w:br/>
-      </w:r>
-      <w:r>
-        <w:rPr>
-          <w:rStyle w:val="NormalTok"/>
-        </w:rPr>
-        <w:t xml:space="preserve">output </w:t>
-      </w:r>
-      <w:r>
-        <w:rPr>
-          <w:rStyle w:val="OtherTok"/>
-        </w:rPr>
-        <w:t xml:space="preserve">&lt;-</w:t>
-      </w:r>
-      <w:r>
-        <w:rPr>
-          <w:rStyle w:val="NormalTok"/>
-        </w:rPr>
-        <w:t xml:space="preserve"> </w:t>
-      </w:r>
-      <w:r>
-        <w:rPr>
-          <w:rStyle w:val="FunctionTok"/>
-        </w:rPr>
-        <w:t xml:space="preserve">as.vector</w:t>
-      </w:r>
-      <w:r>
-        <w:rPr>
-          <w:rStyle w:val="NormalTok"/>
-        </w:rPr>
-        <w:t xml:space="preserve">(samp</w:t>
-      </w:r>
-      <w:r>
-        <w:rPr>
-          <w:rStyle w:val="SpecialCharTok"/>
-        </w:rPr>
-        <w:t xml:space="preserve">$</w:t>
-      </w:r>
-      <w:r>
-        <w:rPr>
-          <w:rStyle w:val="NormalTok"/>
-        </w:rPr>
-        <w:t xml:space="preserve">test)</w:t>
-      </w:r>
-      <w:r>
-        <w:br/>
-      </w:r>
-      <w:r>
-        <w:rPr>
-          <w:rStyle w:val="NormalTok"/>
-        </w:rPr>
-        <w:t xml:space="preserve">ev_test </w:t>
-      </w:r>
-      <w:r>
-        <w:rPr>
-          <w:rStyle w:val="OtherTok"/>
-        </w:rPr>
-        <w:t xml:space="preserve">&lt;-</w:t>
-      </w:r>
-      <w:r>
-        <w:rPr>
-          <w:rStyle w:val="NormalTok"/>
-        </w:rPr>
-        <w:t xml:space="preserve"> </w:t>
-      </w:r>
-      <w:r>
-        <w:rPr>
-          <w:rStyle w:val="FunctionTok"/>
-        </w:rPr>
-        <w:t xml:space="preserve">evaluate</w:t>
-      </w:r>
-      <w:r>
-        <w:rPr>
-          <w:rStyle w:val="NormalTok"/>
-        </w:rPr>
-        <w:t xml:space="preserve">(model, output, prediction)</w:t>
-      </w:r>
-      <w:r>
-        <w:br/>
-      </w:r>
-      <w:r>
-        <w:rPr>
-          <w:rStyle w:val="NormalTok"/>
-        </w:rPr>
-        <w:t xml:space="preserve">ev_test</w:t>
-      </w:r>
-    </w:p>
-    <w:p>
-      <w:pPr>
-        <w:pStyle w:val="SourceCode"/>
-      </w:pPr>
-      <w:r>
-        <w:rPr>
-          <w:rStyle w:val="VerbatimChar"/>
-        </w:rPr>
-        <w:t xml:space="preserve">## $values</w:t>
-      </w:r>
-      <w:r>
-        <w:br/>
-      </w:r>
-      <w:r>
-        <w:rPr>
-          <w:rStyle w:val="VerbatimChar"/>
-        </w:rPr>
-        <w:t xml:space="preserve">## [1]  0.41211849  0.17388949 -0.07515112 -0.31951919 -0.54402111</w:t>
-      </w:r>
-      <w:r>
-        <w:br/>
-      </w:r>
-      <w:r>
-        <w:rPr>
-          <w:rStyle w:val="VerbatimChar"/>
-        </w:rPr>
-        <w:t xml:space="preserve">## </w:t>
-      </w:r>
-      <w:r>
-        <w:br/>
-      </w:r>
-      <w:r>
-        <w:rPr>
-          <w:rStyle w:val="VerbatimChar"/>
-        </w:rPr>
-        <w:t xml:space="preserve">## $prediction</w:t>
-      </w:r>
-      <w:r>
-        <w:br/>
-      </w:r>
-      <w:r>
-        <w:rPr>
-          <w:rStyle w:val="VerbatimChar"/>
-        </w:rPr>
-        <w:t xml:space="preserve">## [1]  0.41211881  0.17388946 -0.07515026 -0.31951936 -0.54401966</w:t>
-      </w:r>
-      <w:r>
-        <w:br/>
-      </w:r>
-      <w:r>
-        <w:rPr>
-          <w:rStyle w:val="VerbatimChar"/>
-        </w:rPr>
-        <w:t xml:space="preserve">## </w:t>
-      </w:r>
-      <w:r>
-        <w:br/>
-      </w:r>
-      <w:r>
-        <w:rPr>
-          <w:rStyle w:val="VerbatimChar"/>
-        </w:rPr>
-        <w:t xml:space="preserve">## $smape</w:t>
-      </w:r>
-      <w:r>
-        <w:br/>
-      </w:r>
-      <w:r>
-        <w:rPr>
-          <w:rStyle w:val="VerbatimChar"/>
-        </w:rPr>
-        <w:t xml:space="preserve">## [1] 3.10581e-06</w:t>
-      </w:r>
-      <w:r>
-        <w:br/>
-      </w:r>
-      <w:r>
-        <w:rPr>
-          <w:rStyle w:val="VerbatimChar"/>
-        </w:rPr>
-        <w:t xml:space="preserve">## </w:t>
-      </w:r>
-      <w:r>
-        <w:br/>
-      </w:r>
-      <w:r>
-        <w:rPr>
-          <w:rStyle w:val="VerbatimChar"/>
-        </w:rPr>
-        <w:t xml:space="preserve">## $mse</w:t>
-      </w:r>
-      <w:r>
-        <w:br/>
-      </w:r>
-      <w:r>
-        <w:rPr>
-          <w:rStyle w:val="VerbatimChar"/>
-        </w:rPr>
-        <w:t xml:space="preserve">## [1] 5.935781e-13</w:t>
-      </w:r>
-      <w:r>
-        <w:br/>
-      </w:r>
-      <w:r>
-        <w:rPr>
-          <w:rStyle w:val="VerbatimChar"/>
-        </w:rPr>
-        <w:t xml:space="preserve">## </w:t>
-      </w:r>
-      <w:r>
-        <w:br/>
-      </w:r>
-      <w:r>
-        <w:rPr>
-          <w:rStyle w:val="VerbatimChar"/>
-        </w:rPr>
-        <w:t xml:space="preserve">## $R2</w:t>
-      </w:r>
-      <w:r>
-        <w:br/>
-      </w:r>
-      <w:r>
-        <w:rPr>
-          <w:rStyle w:val="VerbatimChar"/>
-        </w:rPr>
-        <w:t xml:space="preserve">## [1] 1</w:t>
-      </w:r>
-      <w:r>
-        <w:br/>
-      </w:r>
-      <w:r>
-        <w:rPr>
-          <w:rStyle w:val="VerbatimChar"/>
-        </w:rPr>
-        <w:t xml:space="preserve">## </w:t>
-      </w:r>
-      <w:r>
-        <w:br/>
-      </w:r>
-      <w:r>
-        <w:rPr>
-          <w:rStyle w:val="VerbatimChar"/>
-        </w:rPr>
-        <w:t xml:space="preserve">## $metrics</w:t>
-      </w:r>
-      <w:r>
-        <w:br/>
-      </w:r>
-      <w:r>
-        <w:rPr>
-          <w:rStyle w:val="VerbatimChar"/>
-        </w:rPr>
-        <w:t xml:space="preserve">##            mse       smape R2</w:t>
-      </w:r>
-      <w:r>
-        <w:br/>
-      </w:r>
-      <w:r>
-        <w:rPr>
-          <w:rStyle w:val="VerbatimChar"/>
-        </w:rPr>
-        <w:t xml:space="preserve">## 1 5.935781e-13 3.10581e-06  1</w:t>
-      </w:r>
-    </w:p>
-    <w:p>
-      <w:pPr>
-        <w:pStyle w:val="FirstParagraph"/>
-      </w:pPr>
-      <w:r>
-        <w:t xml:space="preserve">It is useful to compare the forecasted trajectory against the true held-out values.</w:t>
-      </w:r>
-    </w:p>
-    <w:p>
-      <w:pPr>
-        <w:pStyle w:val="SourceCode"/>
-      </w:pPr>
-      <w:r>
-        <w:rPr>
-          <w:rStyle w:val="CommentTok"/>
-        </w:rPr>
-        <w:t xml:space="preserve"># Show the five-step-ahead forecast next to the observed horizon.</w:t>
-      </w:r>
-      <w:r>
-        <w:br/>
-      </w:r>
-      <w:r>
-        <w:rPr>
-          <w:rStyle w:val="FunctionTok"/>
-        </w:rPr>
-        <w:t xml:space="preserve">data.frame</w:t>
-      </w:r>
-      <w:r>
-        <w:rPr>
-          <w:rStyle w:val="NormalTok"/>
-        </w:rPr>
-        <w:t xml:space="preserve">(</w:t>
-      </w:r>
-      <w:r>
-        <w:br/>
-      </w:r>
-      <w:r>
-        <w:rPr>
-          <w:rStyle w:val="NormalTok"/>
-        </w:rPr>
-        <w:t xml:space="preserve">  </w:t>
-      </w:r>
-      <w:r>
-        <w:rPr>
-          <w:rStyle w:val="AttributeTok"/>
-        </w:rPr>
-        <w:t xml:space="preserve">step =</w:t>
-      </w:r>
-      <w:r>
-        <w:rPr>
-          <w:rStyle w:val="NormalTok"/>
-        </w:rPr>
-        <w:t xml:space="preserve"> </w:t>
-      </w:r>
-      <w:r>
-        <w:rPr>
-          <w:rStyle w:val="FunctionTok"/>
-        </w:rPr>
-        <w:t xml:space="preserve">seq_along</w:t>
-      </w:r>
-      <w:r>
-        <w:rPr>
-          <w:rStyle w:val="NormalTok"/>
-        </w:rPr>
-        <w:t xml:space="preserve">(output),</w:t>
-      </w:r>
-      <w:r>
-        <w:br/>
-      </w:r>
-      <w:r>
-        <w:rPr>
-          <w:rStyle w:val="NormalTok"/>
-        </w:rPr>
-        <w:t xml:space="preserve">  </w:t>
-      </w:r>
-      <w:r>
-        <w:rPr>
-          <w:rStyle w:val="AttributeTok"/>
-        </w:rPr>
-        <w:t xml:space="preserve">observed =</w:t>
-      </w:r>
-      <w:r>
-        <w:rPr>
-          <w:rStyle w:val="NormalTok"/>
-        </w:rPr>
-        <w:t xml:space="preserve"> output,</w:t>
-      </w:r>
-      <w:r>
-        <w:br/>
-      </w:r>
-      <w:r>
-        <w:rPr>
-          <w:rStyle w:val="NormalTok"/>
-        </w:rPr>
-        <w:t xml:space="preserve">  </w:t>
-      </w:r>
-      <w:r>
-        <w:rPr>
-          <w:rStyle w:val="AttributeTok"/>
-        </w:rPr>
-        <w:t xml:space="preserve">predicted =</w:t>
-      </w:r>
-      <w:r>
-        <w:rPr>
-          <w:rStyle w:val="NormalTok"/>
-        </w:rPr>
-        <w:t xml:space="preserve"> prediction</w:t>
-      </w:r>
-      <w:r>
-        <w:br/>
-      </w:r>
-      <w:r>
-        <w:rPr>
-          <w:rStyle w:val="NormalTok"/>
-        </w:rPr>
-        <w:t xml:space="preserve">)</w:t>
-      </w:r>
-    </w:p>
-    <w:p>
-      <w:pPr>
-        <w:pStyle w:val="SourceCode"/>
-      </w:pPr>
-      <w:r>
-        <w:rPr>
-          <w:rStyle w:val="VerbatimChar"/>
-        </w:rPr>
-        <w:t xml:space="preserve">##   step    observed   predicted</w:t>
-      </w:r>
-      <w:r>
-        <w:br/>
-      </w:r>
-      <w:r>
-        <w:rPr>
-          <w:rStyle w:val="VerbatimChar"/>
-        </w:rPr>
-        <w:t xml:space="preserve">## 1    1  0.41211849  0.41211881</w:t>
-      </w:r>
-      <w:r>
-        <w:br/>
-      </w:r>
-      <w:r>
-        <w:rPr>
-          <w:rStyle w:val="VerbatimChar"/>
-        </w:rPr>
-        <w:t xml:space="preserve">## 2    2  0.17388949  0.17388946</w:t>
-      </w:r>
-      <w:r>
-        <w:br/>
-      </w:r>
-      <w:r>
-        <w:rPr>
-          <w:rStyle w:val="VerbatimChar"/>
-        </w:rPr>
-        <w:t xml:space="preserve">## 3    3 -0.07515112 -0.07515026</w:t>
-      </w:r>
-      <w:r>
-        <w:br/>
-      </w:r>
-      <w:r>
-        <w:rPr>
-          <w:rStyle w:val="VerbatimChar"/>
-        </w:rPr>
-        <w:t xml:space="preserve">## 4    4 -0.31951919 -0.31951936</w:t>
-      </w:r>
-      <w:r>
-        <w:br/>
-      </w:r>
-      <w:r>
-        <w:rPr>
-          <w:rStyle w:val="VerbatimChar"/>
-        </w:rPr>
-        <w:t xml:space="preserve">## 5    5 -0.54402111 -0.54401966</w:t>
+        <w:t xml:space="preserve">## 5    5 -0.54402111 -0.54402029</w:t>
       </w:r>
     </w:p>
     <w:p>
@@ -1727,7 +1727,7 @@
               <a:graphicData uri="http://schemas.openxmlformats.org/drawingml/2006/picture">
                 <pic:pic>
                   <pic:nvPicPr>
-                    <pic:cNvPr descr="/home/gpca/tspredit/examples/tutorial/doc/03-arima-steps-ahead_files/be37f67dff92aa513a3e7c7af1b36ef50e2e0492.png" id="14" name="Picture"/>
+                    <pic:cNvPr descr="C:\Git\cefet-rj-dal\tspredit\examples\tutorial\doc\03-arima-steps-ahead_files/3c1bb56095c0573567c7c4a38547cc3b5e91e323.png" id="14" name="Picture"/>
                     <pic:cNvPicPr>
                       <a:picLocks noChangeArrowheads="1" noChangeAspect="1"/>
                     </pic:cNvPicPr>

--- a/examples/tutorial/doc/03-arima-steps-ahead.docx
+++ b/examples/tutorial/doc/03-arima-steps-ahead.docx
@@ -325,7 +325,7 @@
               <a:graphicData uri="http://schemas.openxmlformats.org/drawingml/2006/picture">
                 <pic:pic>
                   <pic:nvPicPr>
-                    <pic:cNvPr descr="C:\Git\cefet-rj-dal\tspredit\examples\tutorial\doc\03-arima-steps-ahead_files/716a4d1e457f97618aa46ca41f6f38e17df76816.png" id="11" name="Picture"/>
+                    <pic:cNvPr descr="C:\Git\dal\tspredit\examples\tutorial\doc\03-arima-steps-ahead_files/716a4d1e457f97618aa46ca41f6f38e17df76816.png" id="11" name="Picture"/>
                     <pic:cNvPicPr>
                       <a:picLocks noChangeArrowheads="1" noChangeAspect="1"/>
                     </pic:cNvPicPr>
@@ -1727,7 +1727,7 @@
               <a:graphicData uri="http://schemas.openxmlformats.org/drawingml/2006/picture">
                 <pic:pic>
                   <pic:nvPicPr>
-                    <pic:cNvPr descr="C:\Git\cefet-rj-dal\tspredit\examples\tutorial\doc\03-arima-steps-ahead_files/3c1bb56095c0573567c7c4a38547cc3b5e91e323.png" id="14" name="Picture"/>
+                    <pic:cNvPr descr="C:\Git\dal\tspredit\examples\tutorial\doc\03-arima-steps-ahead_files/3c1bb56095c0573567c7c4a38547cc3b5e91e323.png" id="14" name="Picture"/>
                     <pic:cNvPicPr>
                       <a:picLocks noChangeArrowheads="1" noChangeAspect="1"/>
                     </pic:cNvPicPr>

--- a/examples/tutorial/doc/03-arima-steps-ahead.docx
+++ b/examples/tutorial/doc/03-arima-steps-ahead.docx
@@ -325,7 +325,7 @@
               <a:graphicData uri="http://schemas.openxmlformats.org/drawingml/2006/picture">
                 <pic:pic>
                   <pic:nvPicPr>
-                    <pic:cNvPr descr="C:\Git\dal\tspredit\examples\tutorial\doc\03-arima-steps-ahead_files/716a4d1e457f97618aa46ca41f6f38e17df76816.png" id="11" name="Picture"/>
+                    <pic:cNvPr descr="/home/gpca/tspredit/examples/tutorial/doc/03-arima-steps-ahead_files/2311a3ccdefa9666c559bd154e42236a6cdf3fea.png" id="11" name="Picture"/>
                     <pic:cNvPicPr>
                       <a:picLocks noChangeArrowheads="1" noChangeAspect="1"/>
                     </pic:cNvPicPr>
@@ -1133,7 +1133,7 @@
         <w:rPr>
           <w:rStyle w:val="VerbatimChar"/>
         </w:rPr>
-        <w:t xml:space="preserve">## [1]  0.41211864  0.17388950 -0.07515067 -0.31951916 -0.54402029</w:t>
+        <w:t xml:space="preserve">## [1]  0.41211881  0.17388946 -0.07515026 -0.31951936 -0.54401966</w:t>
       </w:r>
       <w:r>
         <w:br/>
@@ -1160,7 +1160,7 @@
         <w:rPr>
           <w:rStyle w:val="VerbatimChar"/>
         </w:rPr>
-        <w:t xml:space="preserve">## [1] 1.605749e-06</w:t>
+        <w:t xml:space="preserve">## [1] 3.10581e-06</w:t>
       </w:r>
       <w:r>
         <w:br/>
@@ -1187,7 +1187,7 @@
         <w:rPr>
           <w:rStyle w:val="VerbatimChar"/>
         </w:rPr>
-        <w:t xml:space="preserve">## [1] 1.812958e-13</w:t>
+        <w:t xml:space="preserve">## [1] 5.935781e-13</w:t>
       </w:r>
       <w:r>
         <w:br/>
@@ -1241,7 +1241,7 @@
         <w:rPr>
           <w:rStyle w:val="VerbatimChar"/>
         </w:rPr>
-        <w:t xml:space="preserve">##            mse        smape R2</w:t>
+        <w:t xml:space="preserve">##            mse       smape R2</w:t>
       </w:r>
       <w:r>
         <w:br/>
@@ -1250,7 +1250,7 @@
         <w:rPr>
           <w:rStyle w:val="VerbatimChar"/>
         </w:rPr>
-        <w:t xml:space="preserve">## 1 1.812958e-13 1.605749e-06  1</w:t>
+        <w:t xml:space="preserve">## 1 5.935781e-13 3.10581e-06  1</w:t>
       </w:r>
     </w:p>
     <w:p>
@@ -1388,7 +1388,7 @@
         <w:rPr>
           <w:rStyle w:val="VerbatimChar"/>
         </w:rPr>
-        <w:t xml:space="preserve">## 1    1  0.41211849  0.41211864</w:t>
+        <w:t xml:space="preserve">## 1    1  0.41211849  0.41211881</w:t>
       </w:r>
       <w:r>
         <w:br/>
@@ -1397,7 +1397,7 @@
         <w:rPr>
           <w:rStyle w:val="VerbatimChar"/>
         </w:rPr>
-        <w:t xml:space="preserve">## 2    2  0.17388949  0.17388950</w:t>
+        <w:t xml:space="preserve">## 2    2  0.17388949  0.17388946</w:t>
       </w:r>
       <w:r>
         <w:br/>
@@ -1406,7 +1406,7 @@
         <w:rPr>
           <w:rStyle w:val="VerbatimChar"/>
         </w:rPr>
-        <w:t xml:space="preserve">## 3    3 -0.07515112 -0.07515067</w:t>
+        <w:t xml:space="preserve">## 3    3 -0.07515112 -0.07515026</w:t>
       </w:r>
       <w:r>
         <w:br/>
@@ -1415,7 +1415,7 @@
         <w:rPr>
           <w:rStyle w:val="VerbatimChar"/>
         </w:rPr>
-        <w:t xml:space="preserve">## 4    4 -0.31951919 -0.31951916</w:t>
+        <w:t xml:space="preserve">## 4    4 -0.31951919 -0.31951936</w:t>
       </w:r>
       <w:r>
         <w:br/>
@@ -1424,7 +1424,7 @@
         <w:rPr>
           <w:rStyle w:val="VerbatimChar"/>
         </w:rPr>
-        <w:t xml:space="preserve">## 5    5 -0.54402111 -0.54402029</w:t>
+        <w:t xml:space="preserve">## 5    5 -0.54402111 -0.54401966</w:t>
       </w:r>
     </w:p>
     <w:p>
@@ -1727,7 +1727,7 @@
               <a:graphicData uri="http://schemas.openxmlformats.org/drawingml/2006/picture">
                 <pic:pic>
                   <pic:nvPicPr>
-                    <pic:cNvPr descr="C:\Git\dal\tspredit\examples\tutorial\doc\03-arima-steps-ahead_files/3c1bb56095c0573567c7c4a38547cc3b5e91e323.png" id="14" name="Picture"/>
+                    <pic:cNvPr descr="/home/gpca/tspredit/examples/tutorial/doc/03-arima-steps-ahead_files/be37f67dff92aa513a3e7c7af1b36ef50e2e0492.png" id="14" name="Picture"/>
                     <pic:cNvPicPr>
                       <a:picLocks noChangeArrowheads="1" noChangeAspect="1"/>
                     </pic:cNvPicPr>
